--- a/informes-growth/ge-vernova-2026-10-14/GE Vernova - growth - 2026-10-14.docx
+++ b/informes-growth/ge-vernova-2026-10-14/GE Vernova - growth - 2026-10-14.docx
@@ -3872,7 +3872,7 @@
         <w:t xml:space="preserve">informes-growth/cartera-growth.md</w:t>
       </w:r>
       <w:r>
-        <w:t xml:space="preserve">: Nu, argenx, Shopify, Axon y Snowflake, ~20 %, lleno; liquidez ≈27 EUR): solo cabría sustituyendo a otra, y</w:t>
+        <w:t xml:space="preserve">: Nu, argenx, Shopify, Axon y Snowflake, ~20 %, lleno; liquidez libre casi nula): solo cabría sustituyendo a otra, y</w:t>
       </w:r>
       <w:r>
         <w:t xml:space="preserve"> </w:t>
@@ -3986,7 +3986,7 @@
         <w:t xml:space="preserve"> </w:t>
       </w:r>
       <w:r>
-        <w:t xml:space="preserve">(el precio máximo de la regla, según se calcule al cierre o al precio de hoy; ~20 % por debajo del cierre), o si la guía 2027 de diciembre sube el margen y las ventas lo bastante como para que, con la mejora de margen propuesta abajo, la base pase de 0 % y la ponderada del 5 %. Si llegara, sería convicción baja (3,5 %, ~1.040 EUR) y a costa de la growth más débil en ese momento, nunca con la liquidez de las órdenes value.</w:t>
+        <w:t xml:space="preserve">(el precio máximo de la regla, según se calcule al cierre o al precio de hoy; ~20 % por debajo del cierre), o si la guía 2027 de diciembre sube el margen y las ventas lo bastante como para que, con la mejora de margen propuesta abajo, la base pase de 0 % y la ponderada del 5 %. Si llegara, sería convicción baja (3,5 %, y a costa de la growth más débil en ese momento, nunca con la liquidez de las órdenes value.</w:t>
       </w:r>
     </w:p>
     <w:bookmarkEnd w:id="34"/>

--- a/informes-growth/ge-vernova-2026-10-14/GE Vernova - growth - 2026-10-14.docx
+++ b/informes-growth/ge-vernova-2026-10-14/GE Vernova - growth - 2026-10-14.docx
@@ -20,19 +20,31 @@
           <w:bCs/>
           <w:b/>
         </w:rPr>
-        <w:t xml:space="preserve">Señal (método v7, vigente): Vender (no comprar)</w:t>
-      </w:r>
-      <w:r>
-        <w:t xml:space="preserve"> </w:t>
-      </w:r>
-      <w:r>
-        <w:t xml:space="preserve">· Puntuación 61,8/100 · Señales de cambio de tendencia 3/8 · EV/beneficio bruto 26,2x</w:t>
-      </w:r>
-      <w:r>
-        <w:t xml:space="preserve"> </w:t>
-      </w:r>
-      <w:r>
-        <w:t xml:space="preserve">Precio 1.004,04 USD (cierre del 13-oct) · Objetivo 12 m 853,1 USD (ponderada −14,8 %, base −12,6 %, bajista −52,6 %, alcista +18,4 %) · Compra hasta 814 USD</w:t>
+        <w:t xml:space="preserve">Señal (método vigente v11): Vender</w:t>
+      </w:r>
+      <w:r>
+        <w:t xml:space="preserve"> </w:t>
+      </w:r>
+      <w:r>
+        <w:t xml:space="preserve">· Puntuación 61,8/100 · Señales de cambio de tendencia 3/8 · EV/EBITDA NTM 30,1 veces</w:t>
+      </w:r>
+      <w:r>
+        <w:t xml:space="preserve"> </w:t>
+      </w:r>
+      <w:r>
+        <w:t xml:space="preserve">Precio 1.004,04 USD (fecha del informe) · Objetivo 12 m 853,1 USD · Ponderada −14,8 % · Base −12,6 % · Bajista −52,6 % · Alcista +18,4 % · Compra hasta 814,0 USD</w:t>
+      </w:r>
+      <w:r>
+        <w:t xml:space="preserve"> </w:t>
+      </w:r>
+      <w:r>
+        <w:t xml:space="preserve">Peso orientativo: 0 % de la cartera · Por qué: ponderada ≤ -10 %</w:t>
+      </w:r>
+      <w:r>
+        <w:t xml:space="preserve"> </w:t>
+      </w:r>
+      <w:r>
+        <w:t xml:space="preserve">Cabecera rehecha con la v11 el 15-oct (auditoría de homogeneidad). Antes decía (método v7): Vender (no comprar). El texto de abajo puede citar cifras de esa versión anterior; mandan las de esta cabecera.</w:t>
       </w:r>
       <w:r>
         <w:t xml:space="preserve"> </w:t>
@@ -62,68 +74,6 @@
       </w:r>
       <w:r>
         <w:t xml:space="preserve">(934,82 USD, 14-oct, 16:38 UTC, −6,9 % en la sesión): v7 y v9 dan Vender igual (ponderada −13,8 %, base −12,6 %, bajista −52,4 %; compra hasta 767 USD).</w:t>
-      </w:r>
-      <w:r>
-        <w:t xml:space="preserve"> </w:t>
-      </w:r>
-      <w:r>
-        <w:t xml:space="preserve">Peso orientativo: no entra · Por qué: ponderada ≤ −10 % (puntuación, valoración por beneficio bruto y euforia sí pasan)</w:t>
-      </w:r>
-    </w:p>
-    <w:p>
-      <w:pPr>
-        <w:pStyle w:val="BlockText"/>
-      </w:pPr>
-      <w:r>
-        <w:rPr>
-          <w:bCs/>
-          <w:b/>
-        </w:rPr>
-        <w:t xml:space="preserve">Calculado con el método v7</w:t>
-      </w:r>
-      <w:r>
-        <w:t xml:space="preserve"> </w:t>
-      </w:r>
-      <w:r>
-        <w:t xml:space="preserve">(</w:t>
-      </w:r>
-      <w:r>
-        <w:rPr>
-          <w:rStyle w:val="VerbatimChar"/>
-        </w:rPr>
-        <w:t xml:space="preserve">verticales/growth/metodo.md</w:t>
-      </w:r>
-      <w:r>
-        <w:t xml:space="preserve">) y</w:t>
-      </w:r>
-      <w:r>
-        <w:t xml:space="preserve"> </w:t>
-      </w:r>
-      <w:r>
-        <w:rPr>
-          <w:bCs/>
-          <w:b/>
-        </w:rPr>
-        <w:t xml:space="preserve">EV/EBITDA de los 12 meses siguientes</w:t>
-      </w:r>
-      <w:r>
-        <w:t xml:space="preserve"> </w:t>
-      </w:r>
-      <w:r>
-        <w:t xml:space="preserve">(30,1x al cierre), porque GE Vernova ya gana dinero de forma estable y su EV/ventas (5,3x) no dice nada de un negocio con un margen EBITDA del 11-13 %. El código aplica el múltiplo a las ventas mecánicas con el margen EBITDA implícito de hoy (~17,6 % de las ventas NTM). Las tasas de crecimiento son las</w:t>
-      </w:r>
-      <w:r>
-        <w:t xml:space="preserve"> </w:t>
-      </w:r>
-      <w:r>
-        <w:rPr>
-          <w:bCs/>
-          <w:b/>
-        </w:rPr>
-        <w:t xml:space="preserve">publicadas en GAAP</w:t>
-      </w:r>
-      <w:r>
-        <w:t xml:space="preserve">, que incluyen la compra de Prolec GE (feb-2026); las orgánicas van al lado (sección 3).</w:t>
       </w:r>
     </w:p>
     <w:bookmarkStart w:id="20" w:name="la-tesis-en-cinco-líneas"/>
